--- a/public/Aftab_Uddin_Ahmad_AI_Engineer_CV.docx
+++ b/public/Aftab_Uddin_Ahmad_AI_Engineer_CV.docx
@@ -287,7 +287,7 @@
           <w:sz w:val="19"/>
           <w:szCs w:val="19"/>
         </w:rPr>
-        <w:t xml:space="preserve">Computer Science &amp; Engineering student at UIU (CGPA 3.34) building toward a career in AI engineering. Strong foundation in Python, data structures &amp; algorithms, relational databases and API development (FastAPI, REST), with hands-on experience shipping data-driven full-stack systems and working knowledge of Docker and AWS. Seeking AI/ML engineering internships to apply this foundation to intelligent systems.</w:t>
+        <w:t xml:space="preserve">Computer Science &amp; Engineering student at UIU building toward a career in AI engineering. Strong foundation in Python, data structures &amp; algorithms, relational databases and API development (FastAPI, REST), with hands-on experience shipping data-driven full-stack systems and working knowledge of Docker and AWS. Seeking AI/ML engineering internships to apply this foundation to intelligent systems.</w:t>
       </w:r>
     </w:p>
     <w:p>
@@ -339,7 +339,7 @@
           <w:sz w:val="19"/>
           <w:szCs w:val="19"/>
         </w:rPr>
-        <w:t xml:space="preserve">B.Sc. in Computer Science &amp; Engineering  |  Expected 2028  |  CGPA: 3.34 / 4.00</w:t>
+        <w:t xml:space="preserve">B.Sc. in Computer Science &amp; Engineering  |  Expected 2028</w:t>
       </w:r>
     </w:p>
     <w:p>
